--- a/ТЗ PL NL FI/Alegria ТЗ на текст - Apartamenty i mieszkania na sprzedaż na Costa del Sol польский.docx
+++ b/ТЗ PL NL FI/Alegria ТЗ на текст - Apartamenty i mieszkania na sprzedaż na Costa del Sol польский.docx
@@ -2434,7 +2434,7 @@
           <w:color w:val="000000"/>
           <w:lang w:val="en-US"/>
         </w:rPr>
-        <w:t xml:space="preserve">*При необходимости можно добавить предлоги и склонение, если это необходимо (например: «nieruchomości na sprzedaż Costa del Sol» → «nieruchomości na sprzedaż na Costa del Sol», «biuro nieruchomości Hiszpania» → «biuro nieruchomości w Hiszpanii»). Утверждённые H1/H2 не меняем.</w:t>
+        <w:t xml:space="preserve">*При необходимости можно добавить предлоги и склонение, если это необходимо (например: «mieszkania na sprzedaż Costa del Sol» → «mieszkania na sprzedaż na Costa del Sol», «apartament Costa del Sol» → «apartament na Costa del Sol»). Утверждённые H1/H2 не меняем.</w:t>
       </w:r>
     </w:p>
     <w:p>
